--- a/SILAIS - Auditoria/AVANCES_PROYECTO_FINAL/IX. TRABAJO DE AUDITORIA/PLANIFICACION - ETAPAS DE DESARROLLO.docx
+++ b/SILAIS - Auditoria/AVANCES_PROYECTO_FINAL/IX. TRABAJO DE AUDITORIA/PLANIFICACION - ETAPAS DE DESARROLLO.docx
@@ -1,6 +1,6 @@
 
 <file path=word/document.xml><?xml version="1.0" encoding="utf-8"?>
-<w:document xmlns:wpc="http://schemas.microsoft.com/office/word/2010/wordprocessingCanvas" xmlns:cx="http://schemas.microsoft.com/office/drawing/2014/chartex" xmlns:cx1="http://schemas.microsoft.com/office/drawing/2015/9/8/chartex" xmlns:cx2="http://schemas.microsoft.com/office/drawing/2015/10/21/chartex" xmlns:cx3="http://schemas.microsoft.com/office/drawing/2016/5/9/chartex" xmlns:cx4="http://schemas.microsoft.com/office/drawing/2016/5/10/chartex" xmlns:cx5="http://schemas.microsoft.com/office/drawing/2016/5/11/chartex" xmlns:cx6="http://schemas.microsoft.com/office/drawing/2016/5/12/chartex" xmlns:cx7="http://schemas.microsoft.com/office/drawing/2016/5/13/chartex" xmlns:cx8="http://schemas.microsoft.com/office/drawing/2016/5/14/chartex" xmlns:mc="http://schemas.openxmlformats.org/markup-compatibility/2006" xmlns:aink="http://schemas.microsoft.com/office/drawing/2016/ink" xmlns:am3d="http://schemas.microsoft.com/office/drawing/2017/model3d" xmlns:o="urn:schemas-microsoft-com:office:office" xmlns:r="http://schemas.openxmlformats.org/officeDocument/2006/relationships" xmlns:m="http://schemas.openxmlformats.org/officeDocument/2006/math" xmlns:v="urn:schemas-microsoft-com:vml" xmlns:wp14="http://schemas.microsoft.com/office/word/2010/wordprocessingDrawing" xmlns:wp="http://schemas.openxmlformats.org/drawingml/2006/wordprocessingDrawing" xmlns:w10="urn:schemas-microsoft-com:office:word" xmlns:w="http://schemas.openxmlformats.org/wordprocessingml/2006/main" xmlns:w14="http://schemas.microsoft.com/office/word/2010/wordml" xmlns:w15="http://schemas.microsoft.com/office/word/2012/wordml" xmlns:w16cex="http://schemas.microsoft.com/office/word/2018/wordml/cex" xmlns:w16cid="http://schemas.microsoft.com/office/word/2016/wordml/cid" xmlns:w16="http://schemas.microsoft.com/office/word/2018/wordml" xmlns:w16sdtdh="http://schemas.microsoft.com/office/word/2020/wordml/sdtdatahash" xmlns:w16se="http://schemas.microsoft.com/office/word/2015/wordml/symex" xmlns:wpg="http://schemas.microsoft.com/office/word/2010/wordprocessingGroup" xmlns:wpi="http://schemas.microsoft.com/office/word/2010/wordprocessingInk" xmlns:wne="http://schemas.microsoft.com/office/word/2006/wordml" xmlns:wps="http://schemas.microsoft.com/office/word/2010/wordprocessingShape" mc:Ignorable="w14 w15 w16se w16cid w16 w16cex w16sdtdh wp14">
+<w:document xmlns:wpc="http://schemas.microsoft.com/office/word/2010/wordprocessingCanvas" xmlns:cx="http://schemas.microsoft.com/office/drawing/2014/chartex" xmlns:cx1="http://schemas.microsoft.com/office/drawing/2015/9/8/chartex" xmlns:mc="http://schemas.openxmlformats.org/markup-compatibility/2006" xmlns:o="urn:schemas-microsoft-com:office:office" xmlns:r="http://schemas.openxmlformats.org/officeDocument/2006/relationships" xmlns:m="http://schemas.openxmlformats.org/officeDocument/2006/math" xmlns:v="urn:schemas-microsoft-com:vml" xmlns:wp14="http://schemas.microsoft.com/office/word/2010/wordprocessingDrawing" xmlns:wp="http://schemas.openxmlformats.org/drawingml/2006/wordprocessingDrawing" xmlns:w10="urn:schemas-microsoft-com:office:word" xmlns:w="http://schemas.openxmlformats.org/wordprocessingml/2006/main" xmlns:w14="http://schemas.microsoft.com/office/word/2010/wordml" xmlns:w15="http://schemas.microsoft.com/office/word/2012/wordml" xmlns:w16se="http://schemas.microsoft.com/office/word/2015/wordml/symex" xmlns:wpg="http://schemas.microsoft.com/office/word/2010/wordprocessingGroup" xmlns:wpi="http://schemas.microsoft.com/office/word/2010/wordprocessingInk" xmlns:wne="http://schemas.microsoft.com/office/word/2006/wordml" xmlns:wps="http://schemas.microsoft.com/office/word/2010/wordprocessingShape" mc:Ignorable="w14 w15 w16se wp14">
   <w:body>
     <w:tbl>
       <w:tblPr>
@@ -10,11 +10,11 @@
         <w:tblLook w:val="04A0" w:firstRow="1" w:lastRow="0" w:firstColumn="1" w:lastColumn="0" w:noHBand="0" w:noVBand="1"/>
       </w:tblPr>
       <w:tblGrid>
-        <w:gridCol w:w="1800"/>
-        <w:gridCol w:w="2975"/>
-        <w:gridCol w:w="3507"/>
-        <w:gridCol w:w="1739"/>
-        <w:gridCol w:w="5459"/>
+        <w:gridCol w:w="1789"/>
+        <w:gridCol w:w="2937"/>
+        <w:gridCol w:w="3453"/>
+        <w:gridCol w:w="1938"/>
+        <w:gridCol w:w="5363"/>
       </w:tblGrid>
       <w:tr>
         <w:trPr>
@@ -169,26 +169,32 @@
           <w:p/>
           <w:p>
             <w:r>
+              <w:lastRenderedPageBreak/>
               <w:t xml:space="preserve">- Coordinación logística con el SILAIS para acceso a las 14 áreas funcionales. </w:t>
             </w:r>
           </w:p>
           <w:p/>
           <w:p>
             <w:r>
+              <w:t>- Reunión de apertura formal con la Dirección y responsables de área.</w:t>
+            </w:r>
+          </w:p>
+        </w:tc>
+        <w:tc>
+          <w:tcPr>
+            <w:tcW w:w="1739" w:type="dxa"/>
+            <w:hideMark/>
+          </w:tcPr>
+          <w:p>
+            <w:r>
               <w:lastRenderedPageBreak/>
-              <w:t>- Reunión de apertura formal con la Dirección y responsables de área.</w:t>
-            </w:r>
-          </w:p>
-        </w:tc>
-        <w:tc>
-          <w:tcPr>
-            <w:tcW w:w="1739" w:type="dxa"/>
-            <w:hideMark/>
-          </w:tcPr>
-          <w:p>
-            <w:r>
-              <w:lastRenderedPageBreak/>
-              <w:t>Auditor Líder Auditor de Gobernanza TI Auditor Documentalista</w:t>
+              <w:t xml:space="preserve">Auditor Líder </w:t>
+            </w:r>
+          </w:p>
+          <w:p/>
+          <w:p>
+            <w:r>
+              <w:t xml:space="preserve">Asistente de auditoria </w:t>
             </w:r>
           </w:p>
         </w:tc>
@@ -220,6 +226,7 @@
                 <w:bCs/>
               </w:rPr>
             </w:pPr>
+            <w:bookmarkStart w:id="0" w:name="_GoBack" w:colFirst="2" w:colLast="2"/>
             <w:r>
               <w:rPr>
                 <w:b/>
@@ -256,7 +263,28 @@
           </w:tcPr>
           <w:p>
             <w:r>
-              <w:t xml:space="preserve">- Inspección física del nodo de comunicaciones en Dirección (switch principal </w:t>
+              <w:rPr>
+                <w:b/>
+                <w:bCs/>
+              </w:rPr>
+              <w:t>Auditoría de Red (Infraestructura Física y Lógica):</w:t>
+            </w:r>
+            <w:r>
+              <w:t> </w:t>
+            </w:r>
+          </w:p>
+          <w:p/>
+          <w:p>
+            <w:r>
+              <w:t>- Inspección física del nodo de comunicaciones en Dirección (</w:t>
+            </w:r>
+            <w:proofErr w:type="spellStart"/>
+            <w:r>
+              <w:t>switch</w:t>
+            </w:r>
+            <w:proofErr w:type="spellEnd"/>
+            <w:r>
+              <w:t xml:space="preserve"> principal </w:t>
             </w:r>
             <w:proofErr w:type="spellStart"/>
             <w:r>
@@ -264,13 +292,15 @@
             </w:r>
             <w:proofErr w:type="spellEnd"/>
             <w:r>
-              <w:t xml:space="preserve"> Ethernet de 24 puertos, UPS, condiciones físicas del área). </w:t>
-            </w:r>
-          </w:p>
-          <w:p/>
-          <w:p>
-            <w:r>
-              <w:t xml:space="preserve">- Inspección física del punto de distribución secundario en Varios 1 (switch secundario </w:t>
+              <w:t xml:space="preserve"> Ethernet de 24 puertos, UPS, condiciones físicas del área). - Inspección física del punto de distribución secundario en Varios 1 (</w:t>
+            </w:r>
+            <w:proofErr w:type="spellStart"/>
+            <w:r>
+              <w:t>switch</w:t>
+            </w:r>
+            <w:proofErr w:type="spellEnd"/>
+            <w:r>
+              <w:t xml:space="preserve"> secundario </w:t>
             </w:r>
             <w:proofErr w:type="spellStart"/>
             <w:r>
@@ -316,19 +346,21 @@
             </w:r>
             <w:proofErr w:type="spellEnd"/>
             <w:r>
-              <w:t>, etiquetado).</w:t>
-            </w:r>
-          </w:p>
-          <w:p/>
-          <w:p>
-            <w:r>
-              <w:t xml:space="preserve"> - Verificación de norma de ponchado T568A en muestra representativa de conectores RJ45.</w:t>
-            </w:r>
-          </w:p>
-          <w:p/>
-          <w:p>
-            <w:r>
-              <w:t xml:space="preserve"> - Pruebas de continuidad con cable </w:t>
+              <w:t xml:space="preserve">, etiquetado). </w:t>
+            </w:r>
+          </w:p>
+          <w:p/>
+          <w:p>
+            <w:r>
+              <w:t xml:space="preserve">- Verificación de norma de ponchado T568A en muestra representativa de conectores RJ45. </w:t>
+            </w:r>
+          </w:p>
+          <w:p/>
+          <w:p/>
+          <w:p>
+            <w:r>
+              <w:lastRenderedPageBreak/>
+              <w:t xml:space="preserve">- Pruebas de continuidad con cable </w:t>
             </w:r>
             <w:proofErr w:type="spellStart"/>
             <w:r>
@@ -336,47 +368,98 @@
             </w:r>
             <w:proofErr w:type="spellEnd"/>
             <w:r>
-              <w:t xml:space="preserve"> en puntos de red de áreas críticas (Epidemiología, Estadística, Banco Biológico, </w:t>
-            </w:r>
-            <w:r>
+              <w:t xml:space="preserve"> en puntos de red de áreas críticas (Epidemiología, Estadística, Banco Biológico, Contabilidad). </w:t>
+            </w:r>
+          </w:p>
+          <w:p/>
+          <w:p>
+            <w:r>
+              <w:t xml:space="preserve">- Inspección de áreas de trabajo y condiciones de instalación de puntos de red. </w:t>
+            </w:r>
+          </w:p>
+          <w:p/>
+          <w:p>
+            <w:r>
+              <w:t xml:space="preserve">- Pruebas lógicas de red (velocidad de negociación de enlace limitada a 100 Mbps por </w:t>
+            </w:r>
+            <w:proofErr w:type="spellStart"/>
+            <w:r>
+              <w:t>switches</w:t>
+            </w:r>
+            <w:proofErr w:type="spellEnd"/>
+            <w:r>
+              <w:t xml:space="preserve"> </w:t>
+            </w:r>
+            <w:proofErr w:type="spellStart"/>
+            <w:r>
+              <w:t>Fast</w:t>
+            </w:r>
+            <w:proofErr w:type="spellEnd"/>
+            <w:r>
+              <w:t xml:space="preserve"> Ethernet, asignación DHCP, dominio de </w:t>
+            </w:r>
+            <w:proofErr w:type="spellStart"/>
+            <w:r>
+              <w:t>broadcast</w:t>
+            </w:r>
+            <w:proofErr w:type="spellEnd"/>
+            <w:r>
+              <w:t xml:space="preserve"> único por red plana, conectividad entre áreas, seguridad </w:t>
+            </w:r>
+            <w:proofErr w:type="spellStart"/>
+            <w:r>
+              <w:t>WiFi</w:t>
+            </w:r>
+            <w:proofErr w:type="spellEnd"/>
+            <w:r>
+              <w:t xml:space="preserve"> en Estadística, Contabilidad, RRHH, Insumos Médicos y Enfermería).</w:t>
+            </w:r>
+          </w:p>
+          <w:p/>
+          <w:p>
+            <w:r>
+              <w:t xml:space="preserve">- Verificación de segmentación de red (ausencia de </w:t>
+            </w:r>
+            <w:proofErr w:type="spellStart"/>
+            <w:r>
+              <w:t>VLANs</w:t>
+            </w:r>
+            <w:proofErr w:type="spellEnd"/>
+            <w:r>
+              <w:t xml:space="preserve"> documentada). </w:t>
+            </w:r>
+          </w:p>
+          <w:p/>
+          <w:p>
+            <w:r>
+              <w:t>- Verificación de conexiones privadas en Sindicato, SNC y Transporte. </w:t>
+            </w:r>
+          </w:p>
+          <w:p/>
+          <w:p/>
+          <w:p>
+            <w:r>
+              <w:rPr>
+                <w:b/>
+                <w:bCs/>
+              </w:rPr>
               <w:lastRenderedPageBreak/>
-              <w:t xml:space="preserve">Contabilidad). - Inspección de áreas de trabajo y condiciones de instalación de puntos de red. </w:t>
-            </w:r>
-          </w:p>
-          <w:p/>
-          <w:p>
-            <w:r>
-              <w:t xml:space="preserve">- Verificación del estado de hardware de los 51 equipos (discos duros con monitoreo S.M.A.R.T., memoria RAM, procesador y temperatura, fuentes de poder, ventiladores, limpieza interna por exposición a polvo volcánico, periféricos). </w:t>
-            </w:r>
-          </w:p>
-          <w:p/>
-          <w:p>
-            <w:r>
-              <w:t xml:space="preserve">- Pruebas lógicas de red (velocidad de negociación de enlace limitada a 100 Mbps por switches </w:t>
-            </w:r>
-            <w:proofErr w:type="spellStart"/>
-            <w:r>
-              <w:t>Fast</w:t>
-            </w:r>
-            <w:proofErr w:type="spellEnd"/>
-            <w:r>
-              <w:t xml:space="preserve"> Ethernet, asignación DHCP, dominio de broadcast único por red plana, conectividad entre áreas, seguridad </w:t>
-            </w:r>
-            <w:proofErr w:type="spellStart"/>
-            <w:r>
-              <w:t>WiFi</w:t>
-            </w:r>
-            <w:proofErr w:type="spellEnd"/>
-            <w:r>
-              <w:t xml:space="preserve"> en Estadística, Contabilidad, RRHH, Insumos Médicos y Enfermería). - Verificación de segmentación de red (ausencia de </w:t>
-            </w:r>
-            <w:proofErr w:type="spellStart"/>
-            <w:r>
-              <w:t>VLANs</w:t>
-            </w:r>
-            <w:proofErr w:type="spellEnd"/>
-            <w:r>
-              <w:t xml:space="preserve"> documentada). </w:t>
+              <w:t>Auditoría de Hardware (Computadoras):</w:t>
+            </w:r>
+            <w:r>
+              <w:t> </w:t>
+            </w:r>
+          </w:p>
+          <w:p/>
+          <w:p>
+            <w:r>
+              <w:t xml:space="preserve">- Evaluación de los 51 equipos de cómputo (46 de escritorio y 5 laptops): tarjeta madre, procesador, unidades de almacenamiento, dispositivos multimedia, monitor, teclado, ratón, tarjetas adicionales, periféricos externos, aprovechamiento de componentes, obsolescencia y durabilidad, mantenimiento básico. </w:t>
+            </w:r>
+          </w:p>
+          <w:p/>
+          <w:p>
+            <w:r>
+              <w:t xml:space="preserve">- Verificación del estado de componentes internos (discos duros con monitoreo S.M.A.R.T., memoria RAM, procesador y temperatura, fuentes de poder, ventiladores, limpieza interna por exposición al polvo, periféricos). </w:t>
             </w:r>
           </w:p>
           <w:p/>
@@ -390,162 +473,11 @@
             </w:r>
             <w:proofErr w:type="spellEnd"/>
             <w:r>
-              <w:t xml:space="preserve"> (antivirus, firewall local, cifrado de disco). </w:t>
-            </w:r>
-          </w:p>
-          <w:p/>
-          <w:p>
-            <w:r>
-              <w:t xml:space="preserve">- Entrevistas estructuradas a responsables de áreas críticas: Epidemiología (Lic. </w:t>
-            </w:r>
-            <w:proofErr w:type="spellStart"/>
-            <w:r>
-              <w:t>Genory</w:t>
-            </w:r>
-            <w:proofErr w:type="spellEnd"/>
-            <w:r>
-              <w:t xml:space="preserve"> </w:t>
-            </w:r>
-            <w:proofErr w:type="spellStart"/>
-            <w:r>
-              <w:t>Ticay</w:t>
-            </w:r>
-            <w:proofErr w:type="spellEnd"/>
-            <w:r>
-              <w:t xml:space="preserve"> López), Estadística (Lic. Alexander Valle López), Insumos Médicos (Lic. Raymundo García), Planificación (Lic. </w:t>
-            </w:r>
-            <w:proofErr w:type="spellStart"/>
-            <w:r>
-              <w:t>Gardenio</w:t>
-            </w:r>
-            <w:proofErr w:type="spellEnd"/>
-            <w:r>
-              <w:t xml:space="preserve"> Miranda), Administración Financiera (Lic. Mirna </w:t>
-            </w:r>
-            <w:proofErr w:type="spellStart"/>
-            <w:r>
-              <w:t>Editsa</w:t>
-            </w:r>
-            <w:proofErr w:type="spellEnd"/>
-            <w:r>
-              <w:t xml:space="preserve"> Ruiz). </w:t>
-            </w:r>
-          </w:p>
-          <w:p/>
-          <w:p/>
-          <w:p>
-            <w:r>
-              <w:t>- Revisión documental de políticas de TI, inventarios, registros de incidentes.</w:t>
-            </w:r>
-          </w:p>
-          <w:p/>
-          <w:p>
-            <w:r>
-              <w:t xml:space="preserve"> - Verificación de conexiones privadas en Sindicato, SNC y Transporte. </w:t>
-            </w:r>
-          </w:p>
-          <w:p/>
-          <w:p>
-            <w:r>
-              <w:t>- Registro fotográfico indexado de hallazgos en todas las áreas.</w:t>
-            </w:r>
-          </w:p>
-        </w:tc>
-        <w:tc>
-          <w:tcPr>
-            <w:tcW w:w="1739" w:type="dxa"/>
-            <w:hideMark/>
-          </w:tcPr>
-          <w:p>
-            <w:r>
-              <w:lastRenderedPageBreak/>
-              <w:t xml:space="preserve">Auditor Líder </w:t>
-            </w:r>
-          </w:p>
-          <w:p/>
-          <w:p>
-            <w:r>
-              <w:t xml:space="preserve">Auditor de Infraestructura Física de Red </w:t>
-            </w:r>
-          </w:p>
-          <w:p/>
-          <w:p>
-            <w:r>
-              <w:t xml:space="preserve">Auditor de Arquitectura Lógica y Seguridad </w:t>
-            </w:r>
-          </w:p>
-          <w:p/>
-          <w:p>
-            <w:r>
-              <w:t xml:space="preserve">Auditor de Hardware y </w:t>
-            </w:r>
-            <w:proofErr w:type="spellStart"/>
-            <w:r>
-              <w:t>Endpoints</w:t>
-            </w:r>
-            <w:proofErr w:type="spellEnd"/>
-            <w:r>
-              <w:t xml:space="preserve"> </w:t>
-            </w:r>
-          </w:p>
-          <w:p/>
-          <w:p>
-            <w:r>
-              <w:t xml:space="preserve">Auditor de Gobernanza TI </w:t>
-            </w:r>
-          </w:p>
-          <w:p/>
-          <w:p>
-            <w:r>
-              <w:t>Auditor Documentalista</w:t>
-            </w:r>
-          </w:p>
-        </w:tc>
-        <w:tc>
-          <w:tcPr>
-            <w:tcW w:w="5459" w:type="dxa"/>
-            <w:hideMark/>
-          </w:tcPr>
-          <w:p>
-            <w:r>
-              <w:t xml:space="preserve">Técnicos e ingenieros con competencias en auditoría de infraestructura de red (capa física y lógica), evaluación de hardware de cómputo en entornos sanitarios, aplicación de estándares ANSI/TIA/EIA, manejo de herramientas de prueba (cable </w:t>
-            </w:r>
-            <w:proofErr w:type="spellStart"/>
-            <w:r>
-              <w:t>tester</w:t>
-            </w:r>
-            <w:proofErr w:type="spellEnd"/>
-            <w:r>
-              <w:t xml:space="preserve">, comandos de red, software de diagnóstico de hardware como </w:t>
-            </w:r>
-            <w:proofErr w:type="spellStart"/>
-            <w:r>
-              <w:t>CrystalDiskInfo</w:t>
-            </w:r>
-            <w:proofErr w:type="spellEnd"/>
-            <w:r>
-              <w:t xml:space="preserve"> y </w:t>
-            </w:r>
-            <w:proofErr w:type="spellStart"/>
-            <w:r>
-              <w:t>HWMonitor</w:t>
-            </w:r>
-            <w:proofErr w:type="spellEnd"/>
-            <w:r>
-              <w:t>), capacidad de observación, entrevista a personal de salud, y registro sistemático de evidencias. Conocimiento del contexto de salud pública nicaragüense y de la operación del SISNIVEN.</w:t>
-            </w:r>
-          </w:p>
-        </w:tc>
-      </w:tr>
-      <w:tr>
-        <w:trPr>
-          <w:trHeight w:val="8192"/>
-        </w:trPr>
-        <w:tc>
-          <w:tcPr>
-            <w:tcW w:w="1800" w:type="dxa"/>
-            <w:hideMark/>
-          </w:tcPr>
+              <w:t xml:space="preserve"> (antivirus, firewall local, cifrado de disco). </w:t>
+            </w:r>
+          </w:p>
+          <w:p/>
+          <w:p/>
           <w:p>
             <w:pPr>
               <w:rPr>
@@ -553,6 +485,256 @@
                 <w:bCs/>
               </w:rPr>
             </w:pPr>
+          </w:p>
+          <w:p>
+            <w:r>
+              <w:rPr>
+                <w:b/>
+                <w:bCs/>
+              </w:rPr>
+              <w:t>Gestión Administrativa de TI:</w:t>
+            </w:r>
+            <w:r>
+              <w:t> </w:t>
+            </w:r>
+          </w:p>
+          <w:p>
+            <w:r>
+              <w:t xml:space="preserve">- Entrevistas estructuradas a responsables de áreas críticas: Epidemiología (Lic. </w:t>
+            </w:r>
+            <w:proofErr w:type="spellStart"/>
+            <w:r>
+              <w:t>Genory</w:t>
+            </w:r>
+            <w:proofErr w:type="spellEnd"/>
+            <w:r>
+              <w:t xml:space="preserve"> </w:t>
+            </w:r>
+            <w:proofErr w:type="spellStart"/>
+            <w:r>
+              <w:t>Ticay</w:t>
+            </w:r>
+            <w:proofErr w:type="spellEnd"/>
+            <w:r>
+              <w:t xml:space="preserve"> López), Estadística (Lic. Alexander Valle López), Insumos Médicos (Lic. Raymundo García), Planificación (Lic. </w:t>
+            </w:r>
+            <w:proofErr w:type="spellStart"/>
+            <w:r>
+              <w:t>Gardenio</w:t>
+            </w:r>
+            <w:proofErr w:type="spellEnd"/>
+            <w:r>
+              <w:t xml:space="preserve"> Miranda), Administración Financiera (Lic. Mirna </w:t>
+            </w:r>
+            <w:proofErr w:type="spellStart"/>
+            <w:r>
+              <w:t>Editsa</w:t>
+            </w:r>
+            <w:proofErr w:type="spellEnd"/>
+            <w:r>
+              <w:t xml:space="preserve"> Ruiz). </w:t>
+            </w:r>
+          </w:p>
+          <w:p/>
+          <w:p>
+            <w:r>
+              <w:t>- Revisión documental de políticas de TI, inventarios, registros de incidentes. </w:t>
+            </w:r>
+          </w:p>
+          <w:p/>
+          <w:p>
+            <w:pPr>
+              <w:rPr>
+                <w:b/>
+                <w:bCs/>
+              </w:rPr>
+            </w:pPr>
+            <w:r>
+              <w:rPr>
+                <w:b/>
+                <w:bCs/>
+              </w:rPr>
+              <w:t>Registro de Evidencias:</w:t>
+            </w:r>
+          </w:p>
+          <w:p>
+            <w:pPr>
+              <w:rPr>
+                <w:b/>
+                <w:bCs/>
+              </w:rPr>
+            </w:pPr>
+          </w:p>
+          <w:p>
+            <w:r>
+              <w:t> - Registro fotográfico indexado de hallazgos en todas las áreas.</w:t>
+            </w:r>
+          </w:p>
+        </w:tc>
+        <w:tc>
+          <w:tcPr>
+            <w:tcW w:w="1739" w:type="dxa"/>
+            <w:hideMark/>
+          </w:tcPr>
+          <w:p>
+            <w:r>
+              <w:lastRenderedPageBreak/>
+              <w:t xml:space="preserve">Auditor </w:t>
+            </w:r>
+            <w:proofErr w:type="spellStart"/>
+            <w:r>
+              <w:t>Lider</w:t>
+            </w:r>
+            <w:proofErr w:type="spellEnd"/>
+            <w:r>
+              <w:t xml:space="preserve"> </w:t>
+            </w:r>
+          </w:p>
+          <w:p/>
+          <w:p/>
+          <w:p>
+            <w:r>
+              <w:t xml:space="preserve">Auditor de Redes </w:t>
+            </w:r>
+          </w:p>
+          <w:p/>
+          <w:p/>
+          <w:p>
+            <w:r>
+              <w:t xml:space="preserve">Auditor de Hardware/Equipo </w:t>
+            </w:r>
+          </w:p>
+          <w:p/>
+          <w:p/>
+          <w:p>
+            <w:r>
+              <w:t xml:space="preserve">Auditor Auxiliar </w:t>
+            </w:r>
+          </w:p>
+          <w:p/>
+          <w:p/>
+          <w:p/>
+          <w:p>
+            <w:r>
+              <w:t>Asistente de Auditoría</w:t>
+            </w:r>
+          </w:p>
+        </w:tc>
+        <w:tc>
+          <w:tcPr>
+            <w:tcW w:w="5459" w:type="dxa"/>
+            <w:hideMark/>
+          </w:tcPr>
+          <w:p>
+            <w:r>
+              <w:rPr>
+                <w:b/>
+                <w:bCs/>
+              </w:rPr>
+              <w:t>Auditor de Redes:</w:t>
+            </w:r>
+            <w:r>
+              <w:t xml:space="preserve"> Técnico o profesional con competencias en auditoría de infraestructura de red (capa física y lógica), aplicación de estándares ANSI/TIA/EIA, manejo de cable </w:t>
+            </w:r>
+            <w:proofErr w:type="spellStart"/>
+            <w:r>
+              <w:t>tester</w:t>
+            </w:r>
+            <w:proofErr w:type="spellEnd"/>
+            <w:r>
+              <w:t xml:space="preserve">, comandos de red, análisis de seguridad </w:t>
+            </w:r>
+            <w:proofErr w:type="spellStart"/>
+            <w:r>
+              <w:t>WiFi</w:t>
+            </w:r>
+            <w:proofErr w:type="spellEnd"/>
+            <w:r>
+              <w:t>, y conocimiento del contexto de salud pública nicaragüense y operación del SISNIVEN. </w:t>
+            </w:r>
+          </w:p>
+          <w:p/>
+          <w:p>
+            <w:r>
+              <w:rPr>
+                <w:b/>
+                <w:bCs/>
+              </w:rPr>
+              <w:t>Auditor de Hardware/Equipo:</w:t>
+            </w:r>
+            <w:r>
+              <w:t> Técnico con competencias en diagnóstico de hardware de cómputo (tarjeta madre, procesador, discos duros, memoria, periféricos), manejo de software de diagnóstico (</w:t>
+            </w:r>
+            <w:proofErr w:type="spellStart"/>
+            <w:r>
+              <w:t>CrystalDiskInfo</w:t>
+            </w:r>
+            <w:proofErr w:type="spellEnd"/>
+            <w:r>
+              <w:t xml:space="preserve">, </w:t>
+            </w:r>
+            <w:proofErr w:type="spellStart"/>
+            <w:r>
+              <w:t>HWMonitor</w:t>
+            </w:r>
+            <w:proofErr w:type="spellEnd"/>
+            <w:r>
+              <w:t>), desarme y limpieza de equipos, y conocimiento de condiciones ambientales adversas (polvo, humedad). </w:t>
+            </w:r>
+          </w:p>
+          <w:p/>
+          <w:p>
+            <w:r>
+              <w:rPr>
+                <w:b/>
+                <w:bCs/>
+              </w:rPr>
+              <w:t>Asistente de Auditoría:</w:t>
+            </w:r>
+            <w:r>
+              <w:t> Profesional con habilidades de coordinación logística, comunicación con personal de salud, y gestión documental. </w:t>
+            </w:r>
+          </w:p>
+          <w:p/>
+          <w:p>
+            <w:r>
+              <w:rPr>
+                <w:b/>
+                <w:bCs/>
+              </w:rPr>
+              <w:t>Auditor Auxiliar:</w:t>
+            </w:r>
+            <w:r>
+              <w:t xml:space="preserve"> Técnico con habilidades de registro fotográfico, llenado de </w:t>
+            </w:r>
+            <w:proofErr w:type="spellStart"/>
+            <w:r>
+              <w:t>checklists</w:t>
+            </w:r>
+            <w:proofErr w:type="spellEnd"/>
+            <w:r>
+              <w:t>, organización de evidencias digitales, y redacción de borradores.</w:t>
+            </w:r>
+          </w:p>
+        </w:tc>
+      </w:tr>
+      <w:bookmarkEnd w:id="0"/>
+      <w:tr>
+        <w:trPr>
+          <w:trHeight w:val="8192"/>
+        </w:trPr>
+        <w:tc>
+          <w:tcPr>
+            <w:tcW w:w="1800" w:type="dxa"/>
+            <w:hideMark/>
+          </w:tcPr>
+          <w:p>
+            <w:pPr>
+              <w:rPr>
+                <w:b/>
+                <w:bCs/>
+              </w:rPr>
+            </w:pPr>
             <w:r>
               <w:rPr>
                 <w:b/>
@@ -610,7 +792,15 @@
             </w:r>
             <w:proofErr w:type="spellEnd"/>
             <w:r>
-              <w:t xml:space="preserve">, switches </w:t>
+              <w:t xml:space="preserve">, </w:t>
+            </w:r>
+            <w:proofErr w:type="spellStart"/>
+            <w:r>
+              <w:t>switches</w:t>
+            </w:r>
+            <w:proofErr w:type="spellEnd"/>
+            <w:r>
+              <w:t xml:space="preserve"> </w:t>
             </w:r>
             <w:proofErr w:type="spellStart"/>
             <w:r>
@@ -688,48 +878,33 @@
             <w:tcW w:w="1739" w:type="dxa"/>
             <w:hideMark/>
           </w:tcPr>
-          <w:p>
-            <w:r>
-              <w:lastRenderedPageBreak/>
-              <w:t xml:space="preserve">Auditor Líder </w:t>
-            </w:r>
-          </w:p>
-          <w:p/>
-          <w:p>
-            <w:r>
-              <w:t xml:space="preserve">Auditor de Arquitectura Lógica y Seguridad </w:t>
-            </w:r>
-          </w:p>
-          <w:p/>
-          <w:p>
-            <w:r>
-              <w:t xml:space="preserve">Auditor de Infraestructura Física de Red </w:t>
-            </w:r>
-          </w:p>
-          <w:p/>
-          <w:p>
-            <w:r>
-              <w:t xml:space="preserve">Auditor de Hardware y </w:t>
-            </w:r>
-            <w:proofErr w:type="spellStart"/>
-            <w:r>
-              <w:t>Endpoints</w:t>
-            </w:r>
-            <w:proofErr w:type="spellEnd"/>
-            <w:r>
-              <w:t xml:space="preserve"> </w:t>
-            </w:r>
-          </w:p>
-          <w:p/>
-          <w:p>
-            <w:r>
-              <w:t xml:space="preserve">Auditor de Gobernanza TI </w:t>
-            </w:r>
-          </w:p>
-          <w:p/>
-          <w:p>
-            <w:r>
-              <w:t>Auditor Documentalista</w:t>
+          <w:p/>
+          <w:p/>
+          <w:p/>
+          <w:p/>
+          <w:p>
+            <w:r>
+              <w:t xml:space="preserve">Auditor de Redes </w:t>
+            </w:r>
+          </w:p>
+          <w:p/>
+          <w:p/>
+          <w:p>
+            <w:r>
+              <w:t xml:space="preserve">Auditor de Hardware/Equipo </w:t>
+            </w:r>
+          </w:p>
+          <w:p/>
+          <w:p/>
+          <w:p>
+            <w:r>
+              <w:t xml:space="preserve">Asistente de Auditoría </w:t>
+            </w:r>
+          </w:p>
+          <w:p/>
+          <w:p>
+            <w:r>
+              <w:t>Auditor Auxiliar</w:t>
             </w:r>
           </w:p>
         </w:tc>
@@ -740,7 +915,7 @@
           </w:tcPr>
           <w:p>
             <w:r>
-              <w:t>Profesionales con conocimientos en gestión de riesgos (ISO 27005), análisis normativo (ISO 27001, ANSI/TIA/EIA, COBIT 2019), técnicas de diagnóstico de infraestructura tecnológica en entidades de salud, evaluación de hardware expuesto a condiciones ambientales adversas (polvo volcánico, humedad), y elaboración de hallazgos conforme a estándares internacionales y legislación nicaragüense (Ley 921, Ley 423).</w:t>
+              <w:t>Profesionales con conocimientos en gestión de riesgos (ISO 27005), análisis normativo (ISO 27001, ANSI/TIA/EIA, COBIT 2019), técnicas de diagnóstico de infraestructura tecnológica en entidades de salud, evaluación de hardware expuesto a condiciones ambientales adversas (polvo, humedad), y elaboración de hallazgos conforme a estándares internacionales y legislación nicaragüense (Ley 921, Ley 423).</w:t>
             </w:r>
           </w:p>
         </w:tc>
@@ -860,29 +1035,11 @@
           <w:p>
             <w:r>
               <w:lastRenderedPageBreak/>
-              <w:t xml:space="preserve">Auditor Líder </w:t>
-            </w:r>
-          </w:p>
-          <w:p/>
-          <w:p>
-            <w:r>
-              <w:t xml:space="preserve">Auditor de Arquitectura Lógica y Seguridad </w:t>
-            </w:r>
-          </w:p>
-          <w:p/>
-          <w:p>
-            <w:r>
-              <w:t xml:space="preserve">Auditor de Infraestructura Física de Red </w:t>
-            </w:r>
-          </w:p>
-          <w:p/>
-          <w:p>
-            <w:r>
-              <w:t xml:space="preserve">Auditor de Hardware y </w:t>
-            </w:r>
-            <w:proofErr w:type="spellStart"/>
-            <w:r>
-              <w:t>Endpoints</w:t>
+              <w:t xml:space="preserve">Auditor </w:t>
+            </w:r>
+            <w:proofErr w:type="spellStart"/>
+            <w:r>
+              <w:t>Lider</w:t>
             </w:r>
             <w:proofErr w:type="spellEnd"/>
             <w:r>
@@ -890,15 +1047,32 @@
             </w:r>
           </w:p>
           <w:p/>
-          <w:p>
-            <w:r>
-              <w:t xml:space="preserve">Auditor de Gobernanza TI </w:t>
-            </w:r>
-          </w:p>
-          <w:p/>
-          <w:p>
-            <w:r>
-              <w:t>Auditor Documentalista</w:t>
+          <w:p/>
+          <w:p>
+            <w:r>
+              <w:t xml:space="preserve">Auditor de Redes </w:t>
+            </w:r>
+          </w:p>
+          <w:p/>
+          <w:p/>
+          <w:p>
+            <w:r>
+              <w:t xml:space="preserve">Auditor de Hardware/Equipo </w:t>
+            </w:r>
+          </w:p>
+          <w:p/>
+          <w:p/>
+          <w:p>
+            <w:r>
+              <w:t xml:space="preserve">Auditor Auxiliar </w:t>
+            </w:r>
+          </w:p>
+          <w:p/>
+          <w:p/>
+          <w:p/>
+          <w:p>
+            <w:r>
+              <w:t>Asistente de Auditoría</w:t>
             </w:r>
           </w:p>
         </w:tc>
@@ -1019,47 +1193,41 @@
             <w:hideMark/>
           </w:tcPr>
           <w:p>
+            <w:proofErr w:type="spellStart"/>
             <w:r>
               <w:lastRenderedPageBreak/>
-              <w:t xml:space="preserve">Auditor Líder </w:t>
-            </w:r>
-          </w:p>
-          <w:p/>
-          <w:p>
-            <w:r>
-              <w:t xml:space="preserve">Auditor de Arquitectura Lógica y Seguridad </w:t>
-            </w:r>
-          </w:p>
-          <w:p/>
-          <w:p>
-            <w:r>
-              <w:t xml:space="preserve">Auditor de Infraestructura Física de Red </w:t>
-            </w:r>
-          </w:p>
-          <w:p/>
-          <w:p>
-            <w:r>
-              <w:t xml:space="preserve">Auditor de Hardware y </w:t>
-            </w:r>
-            <w:proofErr w:type="spellStart"/>
-            <w:r>
-              <w:t>Endpoints</w:t>
-            </w:r>
-            <w:proofErr w:type="spellEnd"/>
-            <w:r>
-              <w:t xml:space="preserve"> </w:t>
-            </w:r>
-          </w:p>
-          <w:p/>
-          <w:p>
-            <w:r>
-              <w:t xml:space="preserve">Auditor de Gobernanza TI </w:t>
-            </w:r>
-          </w:p>
-          <w:p/>
-          <w:p>
-            <w:r>
-              <w:t>Auditor Documentalista</w:t>
+              <w:t>Lider</w:t>
+            </w:r>
+            <w:proofErr w:type="spellEnd"/>
+            <w:r>
+              <w:t xml:space="preserve"> auditor</w:t>
+            </w:r>
+          </w:p>
+          <w:p/>
+          <w:p>
+            <w:r>
+              <w:t xml:space="preserve">Auditor de Redes </w:t>
+            </w:r>
+          </w:p>
+          <w:p/>
+          <w:p/>
+          <w:p>
+            <w:r>
+              <w:t xml:space="preserve">Auditor de Hardware/Equipo </w:t>
+            </w:r>
+          </w:p>
+          <w:p/>
+          <w:p/>
+          <w:p>
+            <w:r>
+              <w:t xml:space="preserve">Auditor Auxiliar </w:t>
+            </w:r>
+          </w:p>
+          <w:p/>
+          <w:p/>
+          <w:p>
+            <w:r>
+              <w:t>Asistente de Auditoría</w:t>
             </w:r>
           </w:p>
         </w:tc>
@@ -1125,7 +1293,15 @@
           <w:p/>
           <w:p>
             <w:r>
-              <w:t xml:space="preserve"> - Explicación detallada de los hallazgos críticos y extremos (R-01: Fallo catastrófico de switch principal; R-02: Riesgo de </w:t>
+              <w:t xml:space="preserve">- Explicación detallada de los hallazgos críticos y extremos (R-01: Fallo catastrófico de </w:t>
+            </w:r>
+            <w:proofErr w:type="spellStart"/>
+            <w:r>
+              <w:t>switch</w:t>
+            </w:r>
+            <w:proofErr w:type="spellEnd"/>
+            <w:r>
+              <w:t xml:space="preserve"> principal; R-02: Riesgo de </w:t>
             </w:r>
             <w:proofErr w:type="spellStart"/>
             <w:r>
@@ -1133,7 +1309,7 @@
             </w:r>
             <w:proofErr w:type="spellEnd"/>
             <w:r>
-              <w:t xml:space="preserve"> a SISNIVEN; R-04: Pérdida de datos epidemiológicos por falta de respaldos; R-03: Acceso no autorizado a datos de Banco Biológico por red plana). </w:t>
+              <w:t xml:space="preserve"> a SISNIVEN; R-04: Pérdida de datos epidemiológicos por falta de respaldos; R-03: Acceso no autorizado a datos de Banco Biológico por red plana; riesgos de hardware por obsolescencia y falta de mantenimiento). </w:t>
             </w:r>
           </w:p>
           <w:p/>
@@ -1143,8 +1319,6 @@
             </w:r>
           </w:p>
           <w:p/>
-          <w:p/>
-          <w:p/>
           <w:p>
             <w:r>
               <w:t xml:space="preserve">- Entrega del Plan de Mejora Continua como documento independiente. </w:t>
@@ -1153,11 +1327,8 @@
           <w:p/>
           <w:p>
             <w:r>
-              <w:t xml:space="preserve">- Validación del plan de acción con la Dirección (responsables </w:t>
-            </w:r>
-            <w:r>
               <w:lastRenderedPageBreak/>
-              <w:t xml:space="preserve">designados, plazos acordados, recursos requeridos). </w:t>
+              <w:t xml:space="preserve">- Validación del plan de acción con la Dirección (responsables designados, plazos acordados, recursos requeridos). </w:t>
             </w:r>
           </w:p>
           <w:p/>
@@ -1185,17 +1356,43 @@
             <w:hideMark/>
           </w:tcPr>
           <w:p>
+            <w:proofErr w:type="spellStart"/>
             <w:r>
               <w:lastRenderedPageBreak/>
-              <w:t xml:space="preserve">Auditor Líder Senior Global Auditor de Arquitectura Lógica y Seguridad Auditor de Infraestructura Física de Red Auditor de Gobernanza TI </w:t>
-            </w:r>
-            <w:proofErr w:type="gramStart"/>
-            <w:r>
-              <w:t>Director General</w:t>
-            </w:r>
-            <w:proofErr w:type="gramEnd"/>
-            <w:r>
-              <w:t xml:space="preserve"> del SILAIS (Dr. Silvio Navarro) Responsable de Planificación (Lic. </w:t>
+              <w:t>Lider</w:t>
+            </w:r>
+            <w:proofErr w:type="spellEnd"/>
+            <w:r>
+              <w:t xml:space="preserve"> auditor</w:t>
+            </w:r>
+            <w:r>
+              <w:t xml:space="preserve"> </w:t>
+            </w:r>
+          </w:p>
+          <w:p/>
+          <w:p/>
+          <w:p>
+            <w:r>
+              <w:t xml:space="preserve">Auditor de Redes </w:t>
+            </w:r>
+          </w:p>
+          <w:p/>
+          <w:p>
+            <w:r>
+              <w:t xml:space="preserve">Auditor de Hardware/Equipo </w:t>
+            </w:r>
+          </w:p>
+          <w:p/>
+          <w:p>
+            <w:r>
+              <w:t xml:space="preserve">Director General del SILAIS (Dr. Silvio Navarro) </w:t>
+            </w:r>
+          </w:p>
+          <w:p/>
+          <w:p/>
+          <w:p>
+            <w:r>
+              <w:t xml:space="preserve">Responsable de Planificación (Lic. </w:t>
             </w:r>
             <w:proofErr w:type="spellStart"/>
             <w:r>
@@ -1231,8 +1428,58 @@
 </w:document>
 </file>
 
+<file path=word/endnotes.xml><?xml version="1.0" encoding="utf-8"?>
+<w:endnotes xmlns:wpc="http://schemas.microsoft.com/office/word/2010/wordprocessingCanvas" xmlns:cx="http://schemas.microsoft.com/office/drawing/2014/chartex" xmlns:cx1="http://schemas.microsoft.com/office/drawing/2015/9/8/chartex" xmlns:mc="http://schemas.openxmlformats.org/markup-compatibility/2006" xmlns:o="urn:schemas-microsoft-com:office:office" xmlns:r="http://schemas.openxmlformats.org/officeDocument/2006/relationships" xmlns:m="http://schemas.openxmlformats.org/officeDocument/2006/math" xmlns:v="urn:schemas-microsoft-com:vml" xmlns:wp14="http://schemas.microsoft.com/office/word/2010/wordprocessingDrawing" xmlns:wp="http://schemas.openxmlformats.org/drawingml/2006/wordprocessingDrawing" xmlns:w10="urn:schemas-microsoft-com:office:word" xmlns:w="http://schemas.openxmlformats.org/wordprocessingml/2006/main" xmlns:w14="http://schemas.microsoft.com/office/word/2010/wordml" xmlns:w15="http://schemas.microsoft.com/office/word/2012/wordml" xmlns:w16se="http://schemas.microsoft.com/office/word/2015/wordml/symex" xmlns:wpg="http://schemas.microsoft.com/office/word/2010/wordprocessingGroup" xmlns:wpi="http://schemas.microsoft.com/office/word/2010/wordprocessingInk" xmlns:wne="http://schemas.microsoft.com/office/word/2006/wordml" xmlns:wps="http://schemas.microsoft.com/office/word/2010/wordprocessingShape" mc:Ignorable="w14 w15 w16se wp14">
+  <w:endnote w:type="separator" w:id="-1">
+    <w:p>
+      <w:pPr>
+        <w:spacing w:after="0" w:line="240" w:lineRule="auto"/>
+      </w:pPr>
+      <w:r>
+        <w:separator/>
+      </w:r>
+    </w:p>
+  </w:endnote>
+  <w:endnote w:type="continuationSeparator" w:id="0">
+    <w:p>
+      <w:pPr>
+        <w:spacing w:after="0" w:line="240" w:lineRule="auto"/>
+      </w:pPr>
+      <w:r>
+        <w:continuationSeparator/>
+      </w:r>
+    </w:p>
+  </w:endnote>
+</w:endnotes>
+</file>
+
+<file path=word/footnotes.xml><?xml version="1.0" encoding="utf-8"?>
+<w:footnotes xmlns:wpc="http://schemas.microsoft.com/office/word/2010/wordprocessingCanvas" xmlns:cx="http://schemas.microsoft.com/office/drawing/2014/chartex" xmlns:cx1="http://schemas.microsoft.com/office/drawing/2015/9/8/chartex" xmlns:mc="http://schemas.openxmlformats.org/markup-compatibility/2006" xmlns:o="urn:schemas-microsoft-com:office:office" xmlns:r="http://schemas.openxmlformats.org/officeDocument/2006/relationships" xmlns:m="http://schemas.openxmlformats.org/officeDocument/2006/math" xmlns:v="urn:schemas-microsoft-com:vml" xmlns:wp14="http://schemas.microsoft.com/office/word/2010/wordprocessingDrawing" xmlns:wp="http://schemas.openxmlformats.org/drawingml/2006/wordprocessingDrawing" xmlns:w10="urn:schemas-microsoft-com:office:word" xmlns:w="http://schemas.openxmlformats.org/wordprocessingml/2006/main" xmlns:w14="http://schemas.microsoft.com/office/word/2010/wordml" xmlns:w15="http://schemas.microsoft.com/office/word/2012/wordml" xmlns:w16se="http://schemas.microsoft.com/office/word/2015/wordml/symex" xmlns:wpg="http://schemas.microsoft.com/office/word/2010/wordprocessingGroup" xmlns:wpi="http://schemas.microsoft.com/office/word/2010/wordprocessingInk" xmlns:wne="http://schemas.microsoft.com/office/word/2006/wordml" xmlns:wps="http://schemas.microsoft.com/office/word/2010/wordprocessingShape" mc:Ignorable="w14 w15 w16se wp14">
+  <w:footnote w:type="separator" w:id="-1">
+    <w:p>
+      <w:pPr>
+        <w:spacing w:after="0" w:line="240" w:lineRule="auto"/>
+      </w:pPr>
+      <w:r>
+        <w:separator/>
+      </w:r>
+    </w:p>
+  </w:footnote>
+  <w:footnote w:type="continuationSeparator" w:id="0">
+    <w:p>
+      <w:pPr>
+        <w:spacing w:after="0" w:line="240" w:lineRule="auto"/>
+      </w:pPr>
+      <w:r>
+        <w:continuationSeparator/>
+      </w:r>
+    </w:p>
+  </w:footnote>
+</w:footnotes>
+</file>
+
 <file path=word/styles.xml><?xml version="1.0" encoding="utf-8"?>
-<w:styles xmlns:mc="http://schemas.openxmlformats.org/markup-compatibility/2006" xmlns:r="http://schemas.openxmlformats.org/officeDocument/2006/relationships" xmlns:w="http://schemas.openxmlformats.org/wordprocessingml/2006/main" xmlns:w14="http://schemas.microsoft.com/office/word/2010/wordml" xmlns:w15="http://schemas.microsoft.com/office/word/2012/wordml" xmlns:w16cex="http://schemas.microsoft.com/office/word/2018/wordml/cex" xmlns:w16cid="http://schemas.microsoft.com/office/word/2016/wordml/cid" xmlns:w16="http://schemas.microsoft.com/office/word/2018/wordml" xmlns:w16sdtdh="http://schemas.microsoft.com/office/word/2020/wordml/sdtdatahash" xmlns:w16se="http://schemas.microsoft.com/office/word/2015/wordml/symex" mc:Ignorable="w14 w15 w16se w16cid w16 w16cex w16sdtdh">
+<w:styles xmlns:mc="http://schemas.openxmlformats.org/markup-compatibility/2006" xmlns:r="http://schemas.openxmlformats.org/officeDocument/2006/relationships" xmlns:w="http://schemas.openxmlformats.org/wordprocessingml/2006/main" xmlns:w14="http://schemas.microsoft.com/office/word/2010/wordml" xmlns:w15="http://schemas.microsoft.com/office/word/2012/wordml" xmlns:w16se="http://schemas.microsoft.com/office/word/2015/wordml/symex" mc:Ignorable="w14 w15 w16se">
   <w:docDefaults>
     <w:rPrDefault>
       <w:rPr>
@@ -1250,7 +1497,7 @@
       </w:pPr>
     </w:pPrDefault>
   </w:docDefaults>
-  <w:latentStyles w:defLockedState="0" w:defUIPriority="99" w:defSemiHidden="0" w:defUnhideWhenUsed="0" w:defQFormat="0" w:count="376">
+  <w:latentStyles w:defLockedState="0" w:defUIPriority="99" w:defSemiHidden="0" w:defUnhideWhenUsed="0" w:defQFormat="0" w:count="371">
     <w:lsdException w:name="Normal" w:uiPriority="0" w:qFormat="1"/>
     <w:lsdException w:name="heading 1" w:uiPriority="9" w:qFormat="1"/>
     <w:lsdException w:name="heading 2" w:semiHidden="1" w:uiPriority="9" w:unhideWhenUsed="1" w:qFormat="1"/>
@@ -1622,15 +1869,11 @@
     <w:lsdException w:name="List Table 5 Dark Accent 6" w:uiPriority="50"/>
     <w:lsdException w:name="List Table 6 Colorful Accent 6" w:uiPriority="51"/>
     <w:lsdException w:name="List Table 7 Colorful Accent 6" w:uiPriority="52"/>
-    <w:lsdException w:name="Mention" w:semiHidden="1" w:unhideWhenUsed="1"/>
-    <w:lsdException w:name="Smart Hyperlink" w:semiHidden="1" w:unhideWhenUsed="1"/>
-    <w:lsdException w:name="Hashtag" w:semiHidden="1" w:unhideWhenUsed="1"/>
-    <w:lsdException w:name="Unresolved Mention" w:semiHidden="1" w:unhideWhenUsed="1"/>
-    <w:lsdException w:name="Smart Link" w:semiHidden="1" w:unhideWhenUsed="1"/>
   </w:latentStyles>
   <w:style w:type="paragraph" w:default="1" w:styleId="Normal">
     <w:name w:val="Normal"/>
     <w:qFormat/>
+    <w:rsid w:val="007D25C0"/>
   </w:style>
   <w:style w:type="character" w:default="1" w:styleId="Fuentedeprrafopredeter">
     <w:name w:val="Default Paragraph Font"/>
@@ -1676,6 +1919,50 @@
         <w:insideV w:val="single" w:sz="4" w:space="0" w:color="auto"/>
       </w:tblBorders>
     </w:tblPr>
+  </w:style>
+  <w:style w:type="paragraph" w:styleId="Encabezado">
+    <w:name w:val="header"/>
+    <w:basedOn w:val="Normal"/>
+    <w:link w:val="EncabezadoCar"/>
+    <w:uiPriority w:val="99"/>
+    <w:unhideWhenUsed/>
+    <w:rsid w:val="009236AE"/>
+    <w:pPr>
+      <w:tabs>
+        <w:tab w:val="center" w:pos="4419"/>
+        <w:tab w:val="right" w:pos="8838"/>
+      </w:tabs>
+      <w:spacing w:after="0" w:line="240" w:lineRule="auto"/>
+    </w:pPr>
+  </w:style>
+  <w:style w:type="character" w:customStyle="1" w:styleId="EncabezadoCar">
+    <w:name w:val="Encabezado Car"/>
+    <w:basedOn w:val="Fuentedeprrafopredeter"/>
+    <w:link w:val="Encabezado"/>
+    <w:uiPriority w:val="99"/>
+    <w:rsid w:val="009236AE"/>
+  </w:style>
+  <w:style w:type="paragraph" w:styleId="Piedepgina">
+    <w:name w:val="footer"/>
+    <w:basedOn w:val="Normal"/>
+    <w:link w:val="PiedepginaCar"/>
+    <w:uiPriority w:val="99"/>
+    <w:unhideWhenUsed/>
+    <w:rsid w:val="009236AE"/>
+    <w:pPr>
+      <w:tabs>
+        <w:tab w:val="center" w:pos="4419"/>
+        <w:tab w:val="right" w:pos="8838"/>
+      </w:tabs>
+      <w:spacing w:after="0" w:line="240" w:lineRule="auto"/>
+    </w:pPr>
+  </w:style>
+  <w:style w:type="character" w:customStyle="1" w:styleId="PiedepginaCar">
+    <w:name w:val="Pie de página Car"/>
+    <w:basedOn w:val="Fuentedeprrafopredeter"/>
+    <w:link w:val="Piedepgina"/>
+    <w:uiPriority w:val="99"/>
+    <w:rsid w:val="009236AE"/>
   </w:style>
 </w:styles>
 </file>
